--- a/5sem/db/lecuu/1.docx
+++ b/5sem/db/lecuu/1.docx
@@ -259,11 +259,7 @@
       </w:pPr>
       <w:r>
         <w:rPr/>
-        <w:t>Связь — осмыысленная ассоциация между несколькими сущностями</w:t>
-      </w:r>
-      <w:r>
-        <w:rPr/>
-        <w:t>(отображается ромбиком или двойным ромбиком если слабая)</w:t>
+        <w:t>Связь — осмыысленная ассоциация между несколькими сущностями(отображается ромбиком или двойным ромбиком если слабая)</w:t>
       </w:r>
     </w:p>
     <w:p>
@@ -1072,11 +1068,1562 @@
         <w:pStyle w:val="Normal"/>
         <w:bidi w:val="0"/>
         <w:jc w:val="start"/>
-        <w:rPr/>
-      </w:pPr>
-      <w:r>
-        <w:rPr/>
-        <w:t xml:space="preserve"> </w:t>
+        <w:rPr>
+          <w:b/>
+          <w:bCs/>
+        </w:rPr>
+      </w:pPr>
+      <w:r>
+        <w:rPr>
+          <w:b/>
+          <w:bCs/>
+        </w:rPr>
+        <w:t>Лекция 8.10.2025</w:t>
+      </w:r>
+    </w:p>
+    <w:p>
+      <w:pPr>
+        <w:pStyle w:val="Normal"/>
+        <w:bidi w:val="0"/>
+        <w:jc w:val="start"/>
+        <w:rPr>
+          <w:b/>
+          <w:bCs/>
+        </w:rPr>
+      </w:pPr>
+      <w:r>
+        <w:rPr>
+          <w:b/>
+          <w:bCs/>
+        </w:rPr>
+      </w:r>
+    </w:p>
+    <w:p>
+      <w:pPr>
+        <w:pStyle w:val="Normal"/>
+        <w:bidi w:val="0"/>
+        <w:jc w:val="start"/>
+        <w:rPr>
+          <w:b w:val="false"/>
+          <w:bCs w:val="false"/>
+        </w:rPr>
+      </w:pPr>
+      <w:r>
+        <w:rPr>
+          <w:b w:val="false"/>
+          <w:bCs w:val="false"/>
+        </w:rPr>
+        <w:t>SEQUEL</w:t>
+      </w:r>
+    </w:p>
+    <w:p>
+      <w:pPr>
+        <w:pStyle w:val="Normal"/>
+        <w:bidi w:val="0"/>
+        <w:jc w:val="start"/>
+        <w:rPr>
+          <w:b w:val="false"/>
+          <w:bCs w:val="false"/>
+        </w:rPr>
+      </w:pPr>
+      <w:r>
+        <w:rPr>
+          <w:b w:val="false"/>
+          <w:bCs w:val="false"/>
+        </w:rPr>
+      </w:r>
+    </w:p>
+    <w:p>
+      <w:pPr>
+        <w:pStyle w:val="Normal"/>
+        <w:bidi w:val="0"/>
+        <w:jc w:val="start"/>
+        <w:rPr>
+          <w:b w:val="false"/>
+          <w:bCs w:val="false"/>
+        </w:rPr>
+      </w:pPr>
+      <w:r>
+        <w:rPr>
+          <w:b w:val="false"/>
+          <w:bCs w:val="false"/>
+        </w:rPr>
+        <w:t>Основные обьекты БД:</w:t>
+        <w:br/>
+        <w:t>1) База данных —  как обьект БД это контейнер, который содержит таблицы и другие обьекты</w:t>
+      </w:r>
+    </w:p>
+    <w:p>
+      <w:pPr>
+        <w:pStyle w:val="Normal"/>
+        <w:bidi w:val="0"/>
+        <w:jc w:val="start"/>
+        <w:rPr>
+          <w:b w:val="false"/>
+          <w:bCs w:val="false"/>
+        </w:rPr>
+      </w:pPr>
+      <w:r>
+        <w:rPr>
+          <w:b w:val="false"/>
+          <w:bCs w:val="false"/>
+        </w:rPr>
+        <w:t>2) Схема — часть БД в пределах которой все имена обьектов должны быть уникальны</w:t>
+      </w:r>
+    </w:p>
+    <w:p>
+      <w:pPr>
+        <w:pStyle w:val="Normal"/>
+        <w:bidi w:val="0"/>
+        <w:jc w:val="start"/>
+        <w:rPr>
+          <w:b w:val="false"/>
+          <w:bCs w:val="false"/>
+        </w:rPr>
+      </w:pPr>
+      <w:r>
+        <w:rPr>
+          <w:b w:val="false"/>
+          <w:bCs w:val="false"/>
+        </w:rPr>
+        <w:t>3) Таблица — основной обьект БД, в отличии от реляционной теории таблица определяется как мультимножество кортежей</w:t>
+      </w:r>
+    </w:p>
+    <w:p>
+      <w:pPr>
+        <w:pStyle w:val="Normal"/>
+        <w:bidi w:val="0"/>
+        <w:jc w:val="start"/>
+        <w:rPr>
+          <w:b w:val="false"/>
+          <w:bCs w:val="false"/>
+        </w:rPr>
+      </w:pPr>
+      <w:r>
+        <w:rPr>
+          <w:b w:val="false"/>
+          <w:bCs w:val="false"/>
+        </w:rPr>
+        <w:t>4) Индекс — вспомогательный обьект для ускорения поиска данных, однако при этом замедляет операции вставки, удаления и обновления строк таблицы. В качестве структуры данных для хранения индексов чаще всего используются сильно ветвящиеся деревья во внешней памяти. Для потенциальных ключей таблицы автоматически создаются индексы.</w:t>
+      </w:r>
+    </w:p>
+    <w:p>
+      <w:pPr>
+        <w:pStyle w:val="Normal"/>
+        <w:bidi w:val="0"/>
+        <w:jc w:val="start"/>
+        <w:rPr>
+          <w:b w:val="false"/>
+          <w:bCs w:val="false"/>
+        </w:rPr>
+      </w:pPr>
+      <w:r>
+        <w:rPr>
+          <w:b w:val="false"/>
+          <w:bCs w:val="false"/>
+        </w:rPr>
+        <w:t>5) Представление(VIEW) — это именованный запрос на выборку, который хранится в БД и выполняется на сервере при любом обращении к нему по имени, создавая при этом виртуальную таблицу с отобранными данными</w:t>
+      </w:r>
+    </w:p>
+    <w:p>
+      <w:pPr>
+        <w:pStyle w:val="Normal"/>
+        <w:bidi w:val="0"/>
+        <w:jc w:val="start"/>
+        <w:rPr>
+          <w:b w:val="false"/>
+          <w:bCs w:val="false"/>
+        </w:rPr>
+      </w:pPr>
+      <w:r>
+        <w:rPr>
+          <w:b w:val="false"/>
+          <w:bCs w:val="false"/>
+        </w:rPr>
+        <w:t>6) Хранимые процедуры(функици) — данные обьекты пишутся на процедурном расширении языка SQL, которое дополняет его такими управляющимеся конструкциями как ветвления и циклы и др. и позволяет реализовать любые алгоритмы обработки данных</w:t>
+      </w:r>
+    </w:p>
+    <w:p>
+      <w:pPr>
+        <w:pStyle w:val="Normal"/>
+        <w:bidi w:val="0"/>
+        <w:jc w:val="start"/>
+        <w:rPr>
+          <w:b w:val="false"/>
+          <w:bCs w:val="false"/>
+        </w:rPr>
+      </w:pPr>
+      <w:r>
+        <w:rPr>
+          <w:b w:val="false"/>
+          <w:bCs w:val="false"/>
+        </w:rPr>
+        <w:t>7)  Тригер — особый вид хранимой процедуры, который срабатывает автоматически при наступлении определенных событий в БД. Основными событиями являются вставка, обновление, удаление строк</w:t>
+      </w:r>
+    </w:p>
+    <w:p>
+      <w:pPr>
+        <w:pStyle w:val="Normal"/>
+        <w:bidi w:val="0"/>
+        <w:jc w:val="start"/>
+        <w:rPr>
+          <w:b w:val="false"/>
+          <w:bCs w:val="false"/>
+        </w:rPr>
+      </w:pPr>
+      <w:r>
+        <w:rPr>
+          <w:b w:val="false"/>
+          <w:bCs w:val="false"/>
+        </w:rPr>
+        <w:t>8) Последовательность(sequence) или генератор — служит для генерации уникальных значений(например сурогатных первичных ключей и таблиц).</w:t>
+      </w:r>
+    </w:p>
+    <w:p>
+      <w:pPr>
+        <w:pStyle w:val="Normal"/>
+        <w:bidi w:val="0"/>
+        <w:jc w:val="start"/>
+        <w:rPr>
+          <w:b w:val="false"/>
+          <w:bCs w:val="false"/>
+        </w:rPr>
+      </w:pPr>
+      <w:r>
+        <w:rPr>
+          <w:b w:val="false"/>
+          <w:bCs w:val="false"/>
+        </w:rPr>
+        <w:t xml:space="preserve">9) User </w:t>
+      </w:r>
+    </w:p>
+    <w:p>
+      <w:pPr>
+        <w:pStyle w:val="Normal"/>
+        <w:bidi w:val="0"/>
+        <w:jc w:val="start"/>
+        <w:rPr>
+          <w:b w:val="false"/>
+          <w:bCs w:val="false"/>
+        </w:rPr>
+      </w:pPr>
+      <w:r>
+        <w:rPr>
+          <w:b w:val="false"/>
+          <w:bCs w:val="false"/>
+        </w:rPr>
+        <w:t>10) Role</w:t>
+      </w:r>
+    </w:p>
+    <w:p>
+      <w:pPr>
+        <w:pStyle w:val="Normal"/>
+        <w:bidi w:val="0"/>
+        <w:jc w:val="start"/>
+        <w:rPr>
+          <w:b w:val="false"/>
+          <w:bCs w:val="false"/>
+        </w:rPr>
+      </w:pPr>
+      <w:r>
+        <w:rPr>
+          <w:b w:val="false"/>
+          <w:bCs w:val="false"/>
+        </w:rPr>
+        <w:t>9 и 10 хранят пользователя и их права на выполнение различных действий в БД</w:t>
+      </w:r>
+    </w:p>
+    <w:p>
+      <w:pPr>
+        <w:pStyle w:val="Normal"/>
+        <w:bidi w:val="0"/>
+        <w:jc w:val="start"/>
+        <w:rPr>
+          <w:b w:val="false"/>
+          <w:bCs w:val="false"/>
+        </w:rPr>
+      </w:pPr>
+      <w:r>
+        <w:rPr>
+          <w:b w:val="false"/>
+          <w:bCs w:val="false"/>
+        </w:rPr>
+      </w:r>
+    </w:p>
+    <w:p>
+      <w:pPr>
+        <w:pStyle w:val="Normal"/>
+        <w:bidi w:val="0"/>
+        <w:jc w:val="start"/>
+        <w:rPr>
+          <w:b w:val="false"/>
+          <w:bCs w:val="false"/>
+        </w:rPr>
+      </w:pPr>
+      <w:r>
+        <w:rPr>
+          <w:b w:val="false"/>
+          <w:bCs w:val="false"/>
+        </w:rPr>
+        <w:t>Типы данных в стандарте SQL:</w:t>
+        <w:br/>
+        <w:t xml:space="preserve">1) числовые: </w:t>
+      </w:r>
+    </w:p>
+    <w:p>
+      <w:pPr>
+        <w:pStyle w:val="Normal"/>
+        <w:bidi w:val="0"/>
+        <w:jc w:val="start"/>
+        <w:rPr>
+          <w:b w:val="false"/>
+          <w:bCs w:val="false"/>
+        </w:rPr>
+      </w:pPr>
+      <w:r>
+        <w:rPr>
+          <w:b w:val="false"/>
+          <w:bCs w:val="false"/>
+        </w:rPr>
+        <w:tab/>
+        <w:t>а) SMALLINT — 2 байта</w:t>
+      </w:r>
+    </w:p>
+    <w:p>
+      <w:pPr>
+        <w:pStyle w:val="Normal"/>
+        <w:bidi w:val="0"/>
+        <w:jc w:val="start"/>
+        <w:rPr>
+          <w:b w:val="false"/>
+          <w:bCs w:val="false"/>
+        </w:rPr>
+      </w:pPr>
+      <w:r>
+        <w:rPr>
+          <w:b w:val="false"/>
+          <w:bCs w:val="false"/>
+        </w:rPr>
+        <w:tab/>
+        <w:t>б) INTEGER — 4 байта</w:t>
+      </w:r>
+    </w:p>
+    <w:p>
+      <w:pPr>
+        <w:pStyle w:val="Normal"/>
+        <w:bidi w:val="0"/>
+        <w:jc w:val="start"/>
+        <w:rPr>
+          <w:b w:val="false"/>
+          <w:bCs w:val="false"/>
+        </w:rPr>
+      </w:pPr>
+      <w:r>
+        <w:rPr>
+          <w:b w:val="false"/>
+          <w:bCs w:val="false"/>
+        </w:rPr>
+        <w:tab/>
+        <w:t>в) BIGINT — 8 байт</w:t>
+      </w:r>
+    </w:p>
+    <w:p>
+      <w:pPr>
+        <w:pStyle w:val="Normal"/>
+        <w:bidi w:val="0"/>
+        <w:jc w:val="start"/>
+        <w:rPr>
+          <w:b w:val="false"/>
+          <w:bCs w:val="false"/>
+        </w:rPr>
+      </w:pPr>
+      <w:r>
+        <w:rPr>
+          <w:b w:val="false"/>
+          <w:bCs w:val="false"/>
+        </w:rPr>
+        <w:tab/>
+        <w:t xml:space="preserve">г) NUMMERIC (p, s)— десятичные числа с фиксированной точкой. P задает </w:t>
+      </w:r>
+    </w:p>
+    <w:p>
+      <w:pPr>
+        <w:pStyle w:val="Normal"/>
+        <w:bidi w:val="0"/>
+        <w:jc w:val="start"/>
+        <w:rPr>
+          <w:b w:val="false"/>
+          <w:bCs w:val="false"/>
+        </w:rPr>
+      </w:pPr>
+      <w:r>
+        <w:rPr>
+          <w:b w:val="false"/>
+          <w:bCs w:val="false"/>
+        </w:rPr>
+        <w:t>2) числовые с плавающей точкой:</w:t>
+      </w:r>
+    </w:p>
+    <w:p>
+      <w:pPr>
+        <w:pStyle w:val="Normal"/>
+        <w:bidi w:val="0"/>
+        <w:jc w:val="start"/>
+        <w:rPr>
+          <w:b w:val="false"/>
+          <w:bCs w:val="false"/>
+        </w:rPr>
+      </w:pPr>
+      <w:r>
+        <w:rPr>
+          <w:b w:val="false"/>
+          <w:bCs w:val="false"/>
+        </w:rPr>
+        <w:tab/>
+        <w:t>а)FLOAT</w:t>
+      </w:r>
+    </w:p>
+    <w:p>
+      <w:pPr>
+        <w:pStyle w:val="Normal"/>
+        <w:bidi w:val="0"/>
+        <w:jc w:val="start"/>
+        <w:rPr>
+          <w:b w:val="false"/>
+          <w:bCs w:val="false"/>
+        </w:rPr>
+      </w:pPr>
+      <w:r>
+        <w:rPr>
+          <w:b w:val="false"/>
+          <w:bCs w:val="false"/>
+        </w:rPr>
+        <w:tab/>
+        <w:t>б) REAL</w:t>
+      </w:r>
+    </w:p>
+    <w:p>
+      <w:pPr>
+        <w:pStyle w:val="Normal"/>
+        <w:bidi w:val="0"/>
+        <w:jc w:val="start"/>
+        <w:rPr>
+          <w:b w:val="false"/>
+          <w:bCs w:val="false"/>
+        </w:rPr>
+      </w:pPr>
+      <w:r>
+        <w:rPr>
+          <w:b w:val="false"/>
+          <w:bCs w:val="false"/>
+        </w:rPr>
+        <w:tab/>
+        <w:t>в) DOUBLE PRESISION</w:t>
+      </w:r>
+    </w:p>
+    <w:p>
+      <w:pPr>
+        <w:pStyle w:val="Normal"/>
+        <w:bidi w:val="0"/>
+        <w:jc w:val="start"/>
+        <w:rPr>
+          <w:b w:val="false"/>
+          <w:bCs w:val="false"/>
+        </w:rPr>
+      </w:pPr>
+      <w:r>
+        <w:rPr>
+          <w:b w:val="false"/>
+          <w:bCs w:val="false"/>
+        </w:rPr>
+        <w:t>3) строковые</w:t>
+      </w:r>
+    </w:p>
+    <w:p>
+      <w:pPr>
+        <w:pStyle w:val="Normal"/>
+        <w:bidi w:val="0"/>
+        <w:jc w:val="start"/>
+        <w:rPr>
+          <w:b w:val="false"/>
+          <w:bCs w:val="false"/>
+        </w:rPr>
+      </w:pPr>
+      <w:r>
+        <w:rPr>
+          <w:b w:val="false"/>
+          <w:bCs w:val="false"/>
+        </w:rPr>
+        <w:tab/>
+        <w:t>а) CHAR(N) — хранится ровно N байт</w:t>
+      </w:r>
+    </w:p>
+    <w:p>
+      <w:pPr>
+        <w:pStyle w:val="Normal"/>
+        <w:bidi w:val="0"/>
+        <w:jc w:val="start"/>
+        <w:rPr>
+          <w:b w:val="false"/>
+          <w:bCs w:val="false"/>
+        </w:rPr>
+      </w:pPr>
+      <w:r>
+        <w:rPr>
+          <w:b w:val="false"/>
+          <w:bCs w:val="false"/>
+        </w:rPr>
+        <w:tab/>
+        <w:t xml:space="preserve">б) VARCHAR(N) — память выделяется динамически в зависимости от памяти которая там хранится плюс 4 байта для хранения </w:t>
+      </w:r>
+    </w:p>
+    <w:p>
+      <w:pPr>
+        <w:pStyle w:val="Normal"/>
+        <w:bidi w:val="0"/>
+        <w:jc w:val="start"/>
+        <w:rPr>
+          <w:b w:val="false"/>
+          <w:bCs w:val="false"/>
+        </w:rPr>
+      </w:pPr>
+      <w:r>
+        <w:rPr>
+          <w:b w:val="false"/>
+          <w:bCs w:val="false"/>
+        </w:rPr>
+        <w:t>4) Дата и время:</w:t>
+      </w:r>
+    </w:p>
+    <w:p>
+      <w:pPr>
+        <w:pStyle w:val="Normal"/>
+        <w:bidi w:val="0"/>
+        <w:jc w:val="start"/>
+        <w:rPr>
+          <w:b w:val="false"/>
+          <w:bCs w:val="false"/>
+        </w:rPr>
+      </w:pPr>
+      <w:r>
+        <w:rPr>
+          <w:b w:val="false"/>
+          <w:bCs w:val="false"/>
+        </w:rPr>
+        <w:t>DATE</w:t>
+      </w:r>
+    </w:p>
+    <w:p>
+      <w:pPr>
+        <w:pStyle w:val="Normal"/>
+        <w:bidi w:val="0"/>
+        <w:jc w:val="start"/>
+        <w:rPr>
+          <w:b w:val="false"/>
+          <w:bCs w:val="false"/>
+        </w:rPr>
+      </w:pPr>
+      <w:r>
+        <w:rPr>
+          <w:b w:val="false"/>
+          <w:bCs w:val="false"/>
+        </w:rPr>
+        <w:t>DATETIME</w:t>
+      </w:r>
+    </w:p>
+    <w:p>
+      <w:pPr>
+        <w:pStyle w:val="Normal"/>
+        <w:bidi w:val="0"/>
+        <w:jc w:val="start"/>
+        <w:rPr>
+          <w:b w:val="false"/>
+          <w:bCs w:val="false"/>
+        </w:rPr>
+      </w:pPr>
+      <w:r>
+        <w:rPr>
+          <w:b w:val="false"/>
+          <w:bCs w:val="false"/>
+        </w:rPr>
+        <w:t>TIME</w:t>
+      </w:r>
+    </w:p>
+    <w:p>
+      <w:pPr>
+        <w:pStyle w:val="Normal"/>
+        <w:bidi w:val="0"/>
+        <w:jc w:val="start"/>
+        <w:rPr>
+          <w:b w:val="false"/>
+          <w:bCs w:val="false"/>
+        </w:rPr>
+      </w:pPr>
+      <w:r>
+        <w:rPr>
+          <w:b w:val="false"/>
+          <w:bCs w:val="false"/>
+        </w:rPr>
+        <w:t>TIMESTAMP — с точностью до милисекунды определять время позволяет</w:t>
+      </w:r>
+    </w:p>
+    <w:p>
+      <w:pPr>
+        <w:pStyle w:val="Normal"/>
+        <w:bidi w:val="0"/>
+        <w:jc w:val="start"/>
+        <w:rPr>
+          <w:b w:val="false"/>
+          <w:bCs w:val="false"/>
+        </w:rPr>
+      </w:pPr>
+      <w:r>
+        <w:rPr>
+          <w:b w:val="false"/>
+          <w:bCs w:val="false"/>
+        </w:rPr>
+        <w:t>5) BLOB — тип данных для хранения больших обьектов. Позволяет хранить звуковые данные, рисунки и т. п.</w:t>
+      </w:r>
+    </w:p>
+    <w:p>
+      <w:pPr>
+        <w:pStyle w:val="Normal"/>
+        <w:bidi w:val="0"/>
+        <w:jc w:val="start"/>
+        <w:rPr>
+          <w:b w:val="false"/>
+          <w:bCs w:val="false"/>
+        </w:rPr>
+      </w:pPr>
+      <w:r>
+        <w:rPr>
+          <w:b w:val="false"/>
+          <w:bCs w:val="false"/>
+        </w:rPr>
+      </w:r>
+    </w:p>
+    <w:p>
+      <w:pPr>
+        <w:pStyle w:val="Normal"/>
+        <w:bidi w:val="0"/>
+        <w:jc w:val="start"/>
+        <w:rPr>
+          <w:b w:val="false"/>
+          <w:bCs w:val="false"/>
+        </w:rPr>
+      </w:pPr>
+      <w:r>
+        <w:rPr>
+          <w:b w:val="false"/>
+          <w:bCs w:val="false"/>
+        </w:rPr>
+        <w:t xml:space="preserve">Ограничения — дополнительные условия проверки вводимых данных, которые СУБД проверяет автоматичекси. Позволяет поддерживать данные не в противоречивом состоянии, соответствующим бизнес-правилам предметной области. </w:t>
+      </w:r>
+    </w:p>
+    <w:p>
+      <w:pPr>
+        <w:pStyle w:val="Normal"/>
+        <w:bidi w:val="0"/>
+        <w:jc w:val="start"/>
+        <w:rPr>
+          <w:b w:val="false"/>
+          <w:bCs w:val="false"/>
+        </w:rPr>
+      </w:pPr>
+      <w:r>
+        <w:rPr>
+          <w:b w:val="false"/>
+          <w:bCs w:val="false"/>
+        </w:rPr>
+      </w:r>
+    </w:p>
+    <w:p>
+      <w:pPr>
+        <w:pStyle w:val="Normal"/>
+        <w:bidi w:val="0"/>
+        <w:jc w:val="start"/>
+        <w:rPr>
+          <w:b w:val="false"/>
+          <w:bCs w:val="false"/>
+        </w:rPr>
+      </w:pPr>
+      <w:r>
+        <w:rPr>
+          <w:b w:val="false"/>
+          <w:bCs w:val="false"/>
+        </w:rPr>
+        <w:t xml:space="preserve">Ограничения столбца: </w:t>
+      </w:r>
+    </w:p>
+    <w:p>
+      <w:pPr>
+        <w:pStyle w:val="Normal"/>
+        <w:bidi w:val="0"/>
+        <w:jc w:val="start"/>
+        <w:rPr>
+          <w:b w:val="false"/>
+          <w:bCs w:val="false"/>
+        </w:rPr>
+      </w:pPr>
+      <w:r>
+        <w:rPr>
+          <w:b w:val="false"/>
+          <w:bCs w:val="false"/>
+        </w:rPr>
+        <w:t>1) NOT NULL</w:t>
+      </w:r>
+    </w:p>
+    <w:p>
+      <w:pPr>
+        <w:pStyle w:val="Normal"/>
+        <w:bidi w:val="0"/>
+        <w:jc w:val="start"/>
+        <w:rPr>
+          <w:b w:val="false"/>
+          <w:bCs w:val="false"/>
+        </w:rPr>
+      </w:pPr>
+      <w:r>
+        <w:rPr>
+          <w:b w:val="false"/>
+          <w:bCs w:val="false"/>
+        </w:rPr>
+        <w:t>2) PRIMARY KEY — первичный ключ</w:t>
+      </w:r>
+    </w:p>
+    <w:p>
+      <w:pPr>
+        <w:pStyle w:val="Normal"/>
+        <w:bidi w:val="0"/>
+        <w:jc w:val="start"/>
+        <w:rPr>
+          <w:b w:val="false"/>
+          <w:bCs w:val="false"/>
+        </w:rPr>
+      </w:pPr>
+      <w:r>
+        <w:rPr>
+          <w:b w:val="false"/>
+          <w:bCs w:val="false"/>
+        </w:rPr>
+        <w:t>3) UNIQUE — ограничение уникальности. Автоматически not null</w:t>
+      </w:r>
+    </w:p>
+    <w:p>
+      <w:pPr>
+        <w:pStyle w:val="Normal"/>
+        <w:bidi w:val="0"/>
+        <w:jc w:val="start"/>
+        <w:rPr>
+          <w:b w:val="false"/>
+          <w:bCs w:val="false"/>
+        </w:rPr>
+      </w:pPr>
+      <w:r>
+        <w:rPr>
+          <w:b w:val="false"/>
+          <w:bCs w:val="false"/>
+        </w:rPr>
+        <w:t>4) ограничение внешнего ключа REFERENCE ON «tablename» - внешний ключ для подчиненной таблицы для значения этого ключа автоматически проверяется существование первичного ключа в главной таблице</w:t>
+      </w:r>
+    </w:p>
+    <w:p>
+      <w:pPr>
+        <w:pStyle w:val="Normal"/>
+        <w:bidi w:val="0"/>
+        <w:jc w:val="start"/>
+        <w:rPr>
+          <w:b w:val="false"/>
+          <w:bCs w:val="false"/>
+        </w:rPr>
+      </w:pPr>
+      <w:r>
+        <w:rPr>
+          <w:b w:val="false"/>
+          <w:bCs w:val="false"/>
+        </w:rPr>
+      </w:r>
+    </w:p>
+    <w:p>
+      <w:pPr>
+        <w:pStyle w:val="Normal"/>
+        <w:bidi w:val="0"/>
+        <w:jc w:val="start"/>
+        <w:rPr>
+          <w:b w:val="false"/>
+          <w:bCs w:val="false"/>
+        </w:rPr>
+      </w:pPr>
+      <w:r>
+        <w:rPr>
+          <w:b w:val="false"/>
+          <w:bCs w:val="false"/>
+        </w:rPr>
+        <w:t>Ограничения таблицы:</w:t>
+      </w:r>
+    </w:p>
+    <w:p>
+      <w:pPr>
+        <w:pStyle w:val="Normal"/>
+        <w:bidi w:val="0"/>
+        <w:jc w:val="start"/>
+        <w:rPr>
+          <w:b w:val="false"/>
+          <w:bCs w:val="false"/>
+        </w:rPr>
+      </w:pPr>
+      <w:r>
+        <w:rPr>
+          <w:b w:val="false"/>
+          <w:bCs w:val="false"/>
+        </w:rPr>
+        <w:t>1) PRIMARY KEY — составной первичный ключ</w:t>
+      </w:r>
+    </w:p>
+    <w:p>
+      <w:pPr>
+        <w:pStyle w:val="Normal"/>
+        <w:bidi w:val="0"/>
+        <w:jc w:val="start"/>
+        <w:rPr>
+          <w:b w:val="false"/>
+          <w:bCs w:val="false"/>
+        </w:rPr>
+      </w:pPr>
+      <w:r>
+        <w:rPr>
+          <w:b w:val="false"/>
+          <w:bCs w:val="false"/>
+        </w:rPr>
+        <w:t>2) UNIQUE — составной альтернативный ключ на уровне таблицы</w:t>
+      </w:r>
+    </w:p>
+    <w:p>
+      <w:pPr>
+        <w:pStyle w:val="Normal"/>
+        <w:bidi w:val="0"/>
+        <w:jc w:val="start"/>
+        <w:rPr>
+          <w:b w:val="false"/>
+          <w:bCs w:val="false"/>
+        </w:rPr>
+      </w:pPr>
+      <w:r>
+        <w:rPr>
+          <w:b w:val="false"/>
+          <w:bCs w:val="false"/>
+        </w:rPr>
+        <w:t>3) FOREIGN KEY — тоже может быть составным</w:t>
+      </w:r>
+    </w:p>
+    <w:p>
+      <w:pPr>
+        <w:pStyle w:val="Normal"/>
+        <w:bidi w:val="0"/>
+        <w:jc w:val="start"/>
+        <w:rPr>
+          <w:b w:val="false"/>
+          <w:bCs w:val="false"/>
+        </w:rPr>
+      </w:pPr>
+      <w:r>
+        <w:rPr>
+          <w:b w:val="false"/>
+          <w:bCs w:val="false"/>
+        </w:rPr>
+        <w:t>4) CHECK — тоже может содержать несколько столбцов</w:t>
+      </w:r>
+    </w:p>
+    <w:p>
+      <w:pPr>
+        <w:pStyle w:val="Normal"/>
+        <w:bidi w:val="0"/>
+        <w:jc w:val="start"/>
+        <w:rPr>
+          <w:b w:val="false"/>
+          <w:bCs w:val="false"/>
+        </w:rPr>
+      </w:pPr>
+      <w:r>
+        <w:rPr>
+          <w:b w:val="false"/>
+          <w:bCs w:val="false"/>
+        </w:rPr>
+      </w:r>
+    </w:p>
+    <w:p>
+      <w:pPr>
+        <w:pStyle w:val="Normal"/>
+        <w:bidi w:val="0"/>
+        <w:jc w:val="start"/>
+        <w:rPr>
+          <w:b w:val="false"/>
+          <w:bCs w:val="false"/>
+        </w:rPr>
+      </w:pPr>
+      <w:r>
+        <w:rPr>
+          <w:b w:val="false"/>
+          <w:bCs w:val="false"/>
+        </w:rPr>
+        <w:t xml:space="preserve">при создании таблицы у нас возможно помимо стандартного варианта когда список столбцов перечисляем допустима еще такая конструкция — CREATE table as «запрос на выборку». Это называется создание таблицы на основе других. </w:t>
+      </w:r>
+    </w:p>
+    <w:p>
+      <w:pPr>
+        <w:pStyle w:val="Normal"/>
+        <w:bidi w:val="0"/>
+        <w:jc w:val="start"/>
+        <w:rPr>
+          <w:b w:val="false"/>
+          <w:bCs w:val="false"/>
+        </w:rPr>
+      </w:pPr>
+      <w:r>
+        <w:rPr>
+          <w:b w:val="false"/>
+          <w:bCs w:val="false"/>
+        </w:rPr>
+      </w:r>
+    </w:p>
+    <w:p>
+      <w:pPr>
+        <w:pStyle w:val="Normal"/>
+        <w:bidi w:val="0"/>
+        <w:jc w:val="start"/>
+        <w:rPr>
+          <w:b w:val="false"/>
+          <w:bCs w:val="false"/>
+        </w:rPr>
+      </w:pPr>
+      <w:r>
+        <w:rPr>
+          <w:b w:val="false"/>
+          <w:bCs w:val="false"/>
+        </w:rPr>
+        <w:t>В качестве критерия отбора строк в таблице можно задать любое логическое выражение используя WHERE. В процессе отбора будут выбраны только те строки таблицы, для которых данное выражение принимает значение TRUE. Таким образом результатом операции выборки может быть 0, 1 или хоть все строки таблицы. Например:</w:t>
+      </w:r>
+    </w:p>
+    <w:p>
+      <w:pPr>
+        <w:pStyle w:val="Normal"/>
+        <w:bidi w:val="0"/>
+        <w:jc w:val="start"/>
+        <w:rPr>
+          <w:b w:val="false"/>
+          <w:bCs w:val="false"/>
+        </w:rPr>
+      </w:pPr>
+      <w:r>
+        <w:rPr>
+          <w:b w:val="false"/>
+          <w:bCs w:val="false"/>
+        </w:rPr>
+        <w:t>Select from student where cod_st = 10</w:t>
+      </w:r>
+    </w:p>
+    <w:p>
+      <w:pPr>
+        <w:pStyle w:val="Normal"/>
+        <w:bidi w:val="0"/>
+        <w:jc w:val="start"/>
+        <w:rPr>
+          <w:b w:val="false"/>
+          <w:bCs w:val="false"/>
+        </w:rPr>
+      </w:pPr>
+      <w:r>
+        <w:rPr>
+          <w:b w:val="false"/>
+          <w:bCs w:val="false"/>
+        </w:rPr>
+        <w:t xml:space="preserve">Условия отбора строк может включать следующие операции — операции сравнения, проверка на NULL, логические операции, операции вхождения в диапазон, проверка на принадлежность элемента множества, операция LIKE «шаблон»( в качестве шаблона может быть задана строка или выражение(%и_ означает любое количество перед символом И, а затем любой 1 символ)), </w:t>
+      </w:r>
+      <w:r>
+        <w:rPr>
+          <w:b w:val="false"/>
+          <w:bCs w:val="false"/>
+        </w:rPr>
+        <w:t>создание вычисляемых столбцов</w:t>
+      </w:r>
+    </w:p>
+    <w:p>
+      <w:pPr>
+        <w:pStyle w:val="Normal"/>
+        <w:bidi w:val="0"/>
+        <w:jc w:val="start"/>
+        <w:rPr>
+          <w:b w:val="false"/>
+          <w:bCs w:val="false"/>
+        </w:rPr>
+      </w:pPr>
+      <w:r>
+        <w:rPr>
+          <w:b w:val="false"/>
+          <w:bCs w:val="false"/>
+        </w:rPr>
+        <w:t xml:space="preserve">Вычисляемый столбец — фиктивный столбец, данные которого не хранятся в БД, а вычисляются на основе других столбцов. Вычисляемому столбцу, как правило присваивается псевдоним. </w:t>
+      </w:r>
+    </w:p>
+    <w:p>
+      <w:pPr>
+        <w:pStyle w:val="Normal"/>
+        <w:bidi w:val="0"/>
+        <w:jc w:val="start"/>
+        <w:rPr>
+          <w:b w:val="false"/>
+          <w:bCs w:val="false"/>
+        </w:rPr>
+      </w:pPr>
+      <w:r>
+        <w:rPr>
+          <w:b w:val="false"/>
+          <w:bCs w:val="false"/>
+        </w:rPr>
+        <w:t>SELECT &lt;вычисляемый столбец&gt; FROM &lt;таблица&gt; AS &lt;псевдоним&gt;</w:t>
+      </w:r>
+    </w:p>
+    <w:p>
+      <w:pPr>
+        <w:pStyle w:val="Normal"/>
+        <w:bidi w:val="0"/>
+        <w:jc w:val="start"/>
+        <w:rPr>
+          <w:b w:val="false"/>
+          <w:bCs w:val="false"/>
+        </w:rPr>
+      </w:pPr>
+      <w:r>
+        <w:rPr>
+          <w:b w:val="false"/>
+          <w:bCs w:val="false"/>
+        </w:rPr>
+        <w:t>В выражениях для вычисляемых столбцов могут использоваться</w:t>
+      </w:r>
+    </w:p>
+    <w:p>
+      <w:pPr>
+        <w:pStyle w:val="Normal"/>
+        <w:bidi w:val="0"/>
+        <w:jc w:val="start"/>
+        <w:rPr>
+          <w:b w:val="false"/>
+          <w:bCs w:val="false"/>
+        </w:rPr>
+      </w:pPr>
+      <w:r>
+        <w:rPr>
+          <w:b w:val="false"/>
+          <w:bCs w:val="false"/>
+        </w:rPr>
+        <w:t>1) имена столбцов</w:t>
+      </w:r>
+    </w:p>
+    <w:p>
+      <w:pPr>
+        <w:pStyle w:val="Normal"/>
+        <w:bidi w:val="0"/>
+        <w:jc w:val="start"/>
+        <w:rPr>
+          <w:b w:val="false"/>
+          <w:bCs w:val="false"/>
+        </w:rPr>
+      </w:pPr>
+      <w:r>
+        <w:rPr>
+          <w:b w:val="false"/>
+          <w:bCs w:val="false"/>
+        </w:rPr>
+        <w:t>2) константы</w:t>
+      </w:r>
+    </w:p>
+    <w:p>
+      <w:pPr>
+        <w:pStyle w:val="Normal"/>
+        <w:bidi w:val="0"/>
+        <w:jc w:val="start"/>
+        <w:rPr>
+          <w:b w:val="false"/>
+          <w:bCs w:val="false"/>
+        </w:rPr>
+      </w:pPr>
+      <w:r>
+        <w:rPr>
+          <w:b w:val="false"/>
+          <w:bCs w:val="false"/>
+        </w:rPr>
+        <w:t>3) операции</w:t>
+      </w:r>
+    </w:p>
+    <w:p>
+      <w:pPr>
+        <w:pStyle w:val="Normal"/>
+        <w:bidi w:val="0"/>
+        <w:jc w:val="start"/>
+        <w:rPr>
+          <w:b w:val="false"/>
+          <w:bCs w:val="false"/>
+        </w:rPr>
+      </w:pPr>
+      <w:r>
+        <w:rPr>
+          <w:b w:val="false"/>
+          <w:bCs w:val="false"/>
+        </w:rPr>
+        <w:t>4) функции</w:t>
+      </w:r>
+    </w:p>
+    <w:p>
+      <w:pPr>
+        <w:pStyle w:val="Normal"/>
+        <w:bidi w:val="0"/>
+        <w:jc w:val="start"/>
+        <w:rPr>
+          <w:b w:val="false"/>
+          <w:bCs w:val="false"/>
+        </w:rPr>
+      </w:pPr>
+      <w:r>
+        <w:rPr>
+          <w:b w:val="false"/>
+          <w:bCs w:val="false"/>
+        </w:rPr>
+        <w:t>5) скобочки)))))))</w:t>
+      </w:r>
+    </w:p>
+    <w:p>
+      <w:pPr>
+        <w:pStyle w:val="Normal"/>
+        <w:bidi w:val="0"/>
+        <w:jc w:val="start"/>
+        <w:rPr>
+          <w:b w:val="false"/>
+          <w:bCs w:val="false"/>
+        </w:rPr>
+      </w:pPr>
+      <w:r>
+        <w:rPr>
+          <w:b w:val="false"/>
+          <w:bCs w:val="false"/>
+        </w:rPr>
+        <w:t>6) Так же могут использоваться скалярные функции</w:t>
+      </w:r>
+    </w:p>
+    <w:p>
+      <w:pPr>
+        <w:pStyle w:val="Normal"/>
+        <w:bidi w:val="0"/>
+        <w:jc w:val="start"/>
+        <w:rPr>
+          <w:b w:val="false"/>
+          <w:bCs w:val="false"/>
+        </w:rPr>
+      </w:pPr>
+      <w:r>
+        <w:rPr>
+          <w:b w:val="false"/>
+          <w:bCs w:val="false"/>
+        </w:rPr>
+        <w:tab/>
+        <w:t>6.1) текстовые функции — upper, lower, is_upper, is_lower</w:t>
+      </w:r>
+    </w:p>
+    <w:p>
+      <w:pPr>
+        <w:pStyle w:val="Normal"/>
+        <w:bidi w:val="0"/>
+        <w:jc w:val="start"/>
+        <w:rPr>
+          <w:b w:val="false"/>
+          <w:bCs w:val="false"/>
+        </w:rPr>
+      </w:pPr>
+      <w:r>
+        <w:rPr>
+          <w:b w:val="false"/>
+          <w:bCs w:val="false"/>
+        </w:rPr>
+        <w:t>6.2) числовые функции — abs, round, mod</w:t>
+        <w:br/>
+        <w:t xml:space="preserve"> 6.3) функции даты и времени — now, </w:t>
+        <w:br/>
+        <w:t xml:space="preserve"> 6.4) функции преобразования типов данных — to_char, to_int</w:t>
+        <w:br/>
+        <w:br/>
+        <w:t>Использование оператора Case в вычисляемых столбцах</w:t>
+        <w:br/>
+        <w:t>SELECT cod_st, cod_sub</w:t>
+      </w:r>
+    </w:p>
+    <w:p>
+      <w:pPr>
+        <w:pStyle w:val="Normal"/>
+        <w:bidi w:val="0"/>
+        <w:jc w:val="start"/>
+        <w:rPr>
+          <w:b w:val="false"/>
+          <w:bCs w:val="false"/>
+        </w:rPr>
+      </w:pPr>
+      <w:r>
+        <w:rPr>
+          <w:b w:val="false"/>
+          <w:bCs w:val="false"/>
+        </w:rPr>
+        <w:t>CASE mark</w:t>
+      </w:r>
+    </w:p>
+    <w:p>
+      <w:pPr>
+        <w:pStyle w:val="Normal"/>
+        <w:bidi w:val="0"/>
+        <w:jc w:val="start"/>
+        <w:rPr>
+          <w:b w:val="false"/>
+          <w:bCs w:val="false"/>
+        </w:rPr>
+      </w:pPr>
+      <w:r>
+        <w:rPr>
+          <w:b w:val="false"/>
+          <w:bCs w:val="false"/>
+        </w:rPr>
+        <w:t xml:space="preserve">WHEN 5 THEN «ОТЛ» </w:t>
+      </w:r>
+    </w:p>
+    <w:p>
+      <w:pPr>
+        <w:pStyle w:val="Normal"/>
+        <w:bidi w:val="0"/>
+        <w:jc w:val="start"/>
+        <w:rPr>
+          <w:b w:val="false"/>
+          <w:bCs w:val="false"/>
+        </w:rPr>
+      </w:pPr>
+      <w:r>
+        <w:rPr>
+          <w:b w:val="false"/>
+          <w:bCs w:val="false"/>
+        </w:rPr>
+        <w:t>WHEN 4 THEN «ХОР»</w:t>
+      </w:r>
+    </w:p>
+    <w:p>
+      <w:pPr>
+        <w:pStyle w:val="Normal"/>
+        <w:bidi w:val="0"/>
+        <w:jc w:val="start"/>
+        <w:rPr>
+          <w:b w:val="false"/>
+          <w:bCs w:val="false"/>
+        </w:rPr>
+      </w:pPr>
+      <w:r>
+        <w:rPr>
+          <w:b w:val="false"/>
+          <w:bCs w:val="false"/>
+        </w:rPr>
+        <w:t>END mark</w:t>
+      </w:r>
+    </w:p>
+    <w:p>
+      <w:pPr>
+        <w:pStyle w:val="Normal"/>
+        <w:bidi w:val="0"/>
+        <w:jc w:val="start"/>
+        <w:rPr>
+          <w:b w:val="false"/>
+          <w:bCs w:val="false"/>
+        </w:rPr>
+      </w:pPr>
+      <w:r>
+        <w:rPr>
+          <w:b w:val="false"/>
+          <w:bCs w:val="false"/>
+        </w:rPr>
+        <w:t>FROM marks</w:t>
+      </w:r>
+    </w:p>
+    <w:p>
+      <w:pPr>
+        <w:pStyle w:val="Normal"/>
+        <w:bidi w:val="0"/>
+        <w:jc w:val="start"/>
+        <w:rPr>
+          <w:b w:val="false"/>
+          <w:bCs w:val="false"/>
+        </w:rPr>
+      </w:pPr>
+      <w:r>
+        <w:rPr>
+          <w:b w:val="false"/>
+          <w:bCs w:val="false"/>
+        </w:rPr>
+      </w:r>
+    </w:p>
+    <w:p>
+      <w:pPr>
+        <w:pStyle w:val="Normal"/>
+        <w:bidi w:val="0"/>
+        <w:jc w:val="start"/>
+        <w:rPr>
+          <w:b w:val="false"/>
+          <w:bCs w:val="false"/>
+        </w:rPr>
+      </w:pPr>
+      <w:r>
+        <w:rPr>
+          <w:b w:val="false"/>
+          <w:bCs w:val="false"/>
+        </w:rPr>
+        <w:t>Использование агрегатных функций</w:t>
+      </w:r>
+    </w:p>
+    <w:p>
+      <w:pPr>
+        <w:pStyle w:val="Normal"/>
+        <w:bidi w:val="0"/>
+        <w:jc w:val="start"/>
+        <w:rPr>
+          <w:b w:val="false"/>
+          <w:bCs w:val="false"/>
+        </w:rPr>
+      </w:pPr>
+      <w:r>
+        <w:rPr>
+          <w:b w:val="false"/>
+          <w:bCs w:val="false"/>
+        </w:rPr>
+        <w:t xml:space="preserve">Основная особенность этих функций состоит в том, что каждая из них вычисляет одно итоговое значение по какому-либо столбцу, при этом столбец может быть вычисляемым для множества строк таблицы. </w:t>
+      </w:r>
+    </w:p>
+    <w:p>
+      <w:pPr>
+        <w:pStyle w:val="BodyText"/>
+        <w:rPr/>
+      </w:pPr>
+      <w:r>
+        <w:rPr/>
+        <w:t>SUM</w:t>
+      </w:r>
+      <w:r>
+        <w:rPr/>
+        <w:t>()</w:t>
+      </w:r>
+    </w:p>
+    <w:p>
+      <w:pPr>
+        <w:pStyle w:val="BodyText"/>
+        <w:rPr/>
+      </w:pPr>
+      <w:r>
+        <w:rPr/>
+        <w:t>MIN()</w:t>
+      </w:r>
+    </w:p>
+    <w:p>
+      <w:pPr>
+        <w:pStyle w:val="BodyText"/>
+        <w:rPr/>
+      </w:pPr>
+      <w:r>
+        <w:rPr/>
+        <w:t>MAX()</w:t>
+      </w:r>
+    </w:p>
+    <w:p>
+      <w:pPr>
+        <w:pStyle w:val="BodyText"/>
+        <w:rPr/>
+      </w:pPr>
+      <w:r>
+        <w:rPr/>
+        <w:t>AVG()</w:t>
+      </w:r>
+    </w:p>
+    <w:p>
+      <w:pPr>
+        <w:pStyle w:val="BodyText"/>
+        <w:rPr/>
+      </w:pPr>
+      <w:r>
+        <w:rPr/>
+        <w:t>COUNT([distint] * или столбец) — подсчет количества строк по числовым столбцам. Можно выполнять по всем столбцам кроме BLO</w:t>
+      </w:r>
+      <w:r>
+        <w:rPr/>
+        <w:t>B</w:t>
+      </w:r>
+    </w:p>
+    <w:p>
+      <w:pPr>
+        <w:pStyle w:val="BodyText"/>
+        <w:rPr/>
+      </w:pPr>
+      <w:r>
+        <w:rPr/>
+      </w:r>
+    </w:p>
+    <w:p>
+      <w:pPr>
+        <w:pStyle w:val="BodyText"/>
+        <w:rPr/>
+      </w:pPr>
+      <w:r>
+        <w:rPr/>
+        <w:t>SELECT avg(mark) from STUDENT</w:t>
+      </w:r>
+    </w:p>
+    <w:p>
+      <w:pPr>
+        <w:pStyle w:val="BodyText"/>
+        <w:rPr/>
+      </w:pPr>
+      <w:r>
+        <w:rPr/>
+        <w:t xml:space="preserve">SELECT min(born), max(born) from student </w:t>
+      </w:r>
+    </w:p>
+    <w:p>
+      <w:pPr>
+        <w:pStyle w:val="BodyText"/>
+        <w:rPr/>
+      </w:pPr>
+      <w:r>
+        <w:rPr/>
+        <w:t xml:space="preserve">Так как запросы,вычисляющие агрегатные функции по всей таблице возвращают одну строку, содержащую итоговые данные, то в списке выражений следующим за SELECT могут быть только агрегатные функции или выражения на их основе. Группировка и агрегатные функции. Агрегатные функции могут вычисляться, как по всей таблице, так и по отдельным группам строк. В этом случае выполняется операция группировки. При группировке  формируются группы с одинаковыми значениями в столбце группировки и запрос возвращает столько строк, сколько получилось групп. </w:t>
+      </w:r>
+      <w:r>
+        <w:rPr/>
+        <w:t xml:space="preserve">В списке выражений после SELECT могут использоваться только столбцы, которые мы группируем или агрегатные функции и выражения на их основе. </w:t>
+        <w:br/>
+        <w:br/>
+        <w:t>Соединение таблиц в запросах. В реальности запросы по нескольким таблицам происходят.</w:t>
+      </w:r>
+    </w:p>
+    <w:p>
+      <w:pPr>
+        <w:pStyle w:val="BodyText"/>
+        <w:rPr/>
+      </w:pPr>
+      <w:r>
+        <w:rPr/>
+        <w:t>Какие есть способы соединения таблиц в запросах:</w:t>
+      </w:r>
+    </w:p>
+    <w:p>
+      <w:pPr>
+        <w:pStyle w:val="BodyText"/>
+        <w:rPr/>
+      </w:pPr>
+      <w:r>
+        <w:rPr/>
+        <w:t xml:space="preserve">1) декардово произведение — это операция в результате которой каждая строка одной таблицы соединяется с каждой строкой другой таблицы. Используется для соединения табоиц, которые не имеют общих столбцов. </w:t>
+      </w:r>
+    </w:p>
+    <w:p>
+      <w:pPr>
+        <w:pStyle w:val="BodyText"/>
+        <w:rPr/>
+      </w:pPr>
+      <w:r>
+        <w:rPr/>
+        <w:t xml:space="preserve">SELECT * from </w:t>
+      </w:r>
+      <w:r>
+        <w:rPr/>
+        <w:t>students</w:t>
+      </w:r>
+      <w:r>
+        <w:rPr/>
+        <w:t>, manks</w:t>
+        <w:br/>
+        <w:br/>
+        <w:br/>
+        <w:t>2) Внутренние или естественные соединенные табоицы. Таким образом можно соединить только таблицы, имеющие общие столбцы. При выполнении данной операции соединяются только строки имеющие общие значения в столбце связи. Как правило так соединяются таблицы сыязанные отношением один ко многим. Те строки главной таблицы для которой нет связанных с подчиненной не попадают в результаты запроса. Есть два способа реализации внутреннего соединения.</w:t>
+      </w:r>
+    </w:p>
+    <w:p>
+      <w:pPr>
+        <w:pStyle w:val="BodyText"/>
+        <w:rPr/>
+      </w:pPr>
+      <w:r>
+        <w:rPr/>
+        <w:t xml:space="preserve">1. выборка из декардового произведения - SELECT * from </w:t>
+      </w:r>
+      <w:r>
+        <w:rPr/>
+        <w:t>students</w:t>
+      </w:r>
+      <w:r>
+        <w:rPr/>
+        <w:t>, manks</w:t>
+      </w:r>
+    </w:p>
+    <w:p>
+      <w:pPr>
+        <w:pStyle w:val="BodyText"/>
+        <w:rPr/>
+      </w:pPr>
+      <w:r>
+        <w:rPr/>
+        <w:t>WHERE students</w:t>
+      </w:r>
+    </w:p>
+    <w:p>
+      <w:pPr>
+        <w:pStyle w:val="BodyText"/>
+        <w:rPr/>
+      </w:pPr>
+      <w:r>
+        <w:rPr/>
+        <w:t xml:space="preserve">2. явная операция inner join - </w:t>
+      </w:r>
+      <w:r>
+        <w:rPr/>
+        <w:t xml:space="preserve">SELECT * from </w:t>
+      </w:r>
+      <w:r>
+        <w:rPr/>
+        <w:t xml:space="preserve">students join </w:t>
+      </w:r>
+      <w:r>
+        <w:rPr/>
+        <w:t xml:space="preserve"> ma</w:t>
+      </w:r>
+      <w:r>
+        <w:rPr/>
+        <w:t>r</w:t>
+      </w:r>
+      <w:r>
+        <w:rPr/>
+        <w:t xml:space="preserve">ks </w:t>
+      </w:r>
+      <w:r>
+        <w:rPr/>
+        <w:t>on student.cod_st = marks.cod_st</w:t>
+      </w:r>
+    </w:p>
+    <w:p>
+      <w:pPr>
+        <w:pStyle w:val="BodyText"/>
+        <w:rPr/>
+      </w:pPr>
+      <w:r>
+        <w:rPr/>
+      </w:r>
+    </w:p>
+    <w:p>
+      <w:pPr>
+        <w:pStyle w:val="BodyText"/>
+        <w:spacing w:before="0" w:after="140"/>
+        <w:rPr/>
+      </w:pPr>
+      <w:r>
+        <w:rPr/>
+        <w:t>Внутреннее соединение двух таблиц не обязательно должно выполняться по первичному и внешнему ключу. Любые два столбца совпадающие по типу могут быыть указаны в условии соединении таблиц</w:t>
       </w:r>
     </w:p>
     <w:sectPr>
@@ -1086,6 +2633,7 @@
       <w:pgNumType w:fmt="decimal"/>
       <w:formProt w:val="false"/>
       <w:textDirection w:val="lrTb"/>
+      <w:docGrid w:type="default" w:linePitch="100" w:charSpace="0"/>
     </w:sectPr>
   </w:body>
 </w:document>
@@ -1105,7 +2653,6 @@
     </w:rPrDefault>
     <w:pPrDefault>
       <w:pPr>
-        <w:widowControl/>
         <w:suppressAutoHyphens w:val="true"/>
       </w:pPr>
     </w:pPrDefault>
@@ -1115,7 +2662,10 @@
     <w:qFormat/>
     <w:pPr>
       <w:widowControl/>
+      <w:suppressAutoHyphens w:val="true"/>
       <w:bidi w:val="0"/>
+      <w:spacing w:before="0" w:after="0"/>
+      <w:jc w:val="start"/>
     </w:pPr>
     <w:rPr>
       <w:rFonts w:ascii="Liberation Serif" w:hAnsi="Liberation Serif" w:eastAsia="Noto Serif CJK SC" w:cs="Noto Sans Devanagari"/>
